--- a/Описание_Приложения_Diabet_Diary.docx
+++ b/Описание_Приложения_Diabet_Diary.docx
@@ -4861,6 +4861,889 @@
           <w:szCs w:val="30"/>
         </w:rPr>
       </w:pPr>
+      <w:r>
+        <w:rPr>
+          <w:rFonts w:ascii="Times New Roman" w:hAnsi="Times New Roman"/>
+          <w:sz w:val="30"/>
+          <w:szCs w:val="30"/>
+        </w:rPr>
+        <w:t>Для разработки приложения использовались следующие среды разработки и языки программирования:</w:t>
+      </w:r>
+    </w:p>
+    <w:p>
+      <w:pPr>
+        <w:spacing w:after="0" w:line="240" w:lineRule="auto"/>
+        <w:ind w:firstLine="709"/>
+        <w:jc w:val="both"/>
+        <w:rPr>
+          <w:rFonts w:ascii="Times New Roman" w:hAnsi="Times New Roman"/>
+          <w:sz w:val="30"/>
+          <w:szCs w:val="30"/>
+        </w:rPr>
+      </w:pPr>
+      <w:r>
+        <w:rPr>
+          <w:rFonts w:ascii="Times New Roman" w:hAnsi="Times New Roman"/>
+          <w:sz w:val="30"/>
+          <w:szCs w:val="30"/>
+          <w:lang w:val="en-US"/>
+        </w:rPr>
+        <w:t>Android</w:t>
+      </w:r>
+      <w:r>
+        <w:rPr>
+          <w:rFonts w:ascii="Times New Roman" w:hAnsi="Times New Roman"/>
+          <w:sz w:val="30"/>
+          <w:szCs w:val="30"/>
+        </w:rPr>
+        <w:t xml:space="preserve"> </w:t>
+      </w:r>
+      <w:r>
+        <w:rPr>
+          <w:rFonts w:ascii="Times New Roman" w:hAnsi="Times New Roman"/>
+          <w:sz w:val="30"/>
+          <w:szCs w:val="30"/>
+          <w:lang w:val="en-US"/>
+        </w:rPr>
+        <w:t>Studio</w:t>
+      </w:r>
+      <w:r>
+        <w:rPr>
+          <w:rFonts w:ascii="Times New Roman" w:hAnsi="Times New Roman"/>
+          <w:sz w:val="30"/>
+          <w:szCs w:val="30"/>
+        </w:rPr>
+        <w:t xml:space="preserve"> — это мощная интегрированная среда разработки (</w:t>
+      </w:r>
+      <w:r>
+        <w:rPr>
+          <w:rFonts w:ascii="Times New Roman" w:hAnsi="Times New Roman"/>
+          <w:sz w:val="30"/>
+          <w:szCs w:val="30"/>
+          <w:lang w:val="en-US"/>
+        </w:rPr>
+        <w:t>IDE</w:t>
+      </w:r>
+      <w:r>
+        <w:rPr>
+          <w:rFonts w:ascii="Times New Roman" w:hAnsi="Times New Roman"/>
+          <w:sz w:val="30"/>
+          <w:szCs w:val="30"/>
+        </w:rPr>
+        <w:t xml:space="preserve">), специально созданная для создания приложений под </w:t>
+      </w:r>
+      <w:r>
+        <w:rPr>
+          <w:rFonts w:ascii="Times New Roman" w:hAnsi="Times New Roman"/>
+          <w:sz w:val="30"/>
+          <w:szCs w:val="30"/>
+          <w:lang w:val="en-US"/>
+        </w:rPr>
+        <w:t>Android</w:t>
+      </w:r>
+      <w:r>
+        <w:rPr>
+          <w:rFonts w:ascii="Times New Roman" w:hAnsi="Times New Roman"/>
+          <w:sz w:val="30"/>
+          <w:szCs w:val="30"/>
+        </w:rPr>
+        <w:t xml:space="preserve">. </w:t>
+      </w:r>
+      <w:r>
+        <w:rPr>
+          <w:rFonts w:ascii="Times New Roman" w:hAnsi="Times New Roman"/>
+          <w:sz w:val="30"/>
+          <w:szCs w:val="30"/>
+          <w:lang w:val="en-US"/>
+        </w:rPr>
+        <w:t>Android</w:t>
+      </w:r>
+      <w:r>
+        <w:rPr>
+          <w:rFonts w:ascii="Times New Roman" w:hAnsi="Times New Roman"/>
+          <w:sz w:val="30"/>
+          <w:szCs w:val="30"/>
+        </w:rPr>
+        <w:t xml:space="preserve"> </w:t>
+      </w:r>
+      <w:r>
+        <w:rPr>
+          <w:rFonts w:ascii="Times New Roman" w:hAnsi="Times New Roman"/>
+          <w:sz w:val="30"/>
+          <w:szCs w:val="30"/>
+          <w:lang w:val="en-US"/>
+        </w:rPr>
+        <w:t>Studio</w:t>
+      </w:r>
+      <w:r>
+        <w:rPr>
+          <w:rFonts w:ascii="Times New Roman" w:hAnsi="Times New Roman"/>
+          <w:sz w:val="30"/>
+          <w:szCs w:val="30"/>
+        </w:rPr>
+        <w:t xml:space="preserve"> основана на платформе </w:t>
+      </w:r>
+      <w:r>
+        <w:rPr>
+          <w:rFonts w:ascii="Times New Roman" w:hAnsi="Times New Roman"/>
+          <w:sz w:val="30"/>
+          <w:szCs w:val="30"/>
+          <w:lang w:val="en-US"/>
+        </w:rPr>
+        <w:t>IntelliJ</w:t>
+      </w:r>
+      <w:r>
+        <w:rPr>
+          <w:rFonts w:ascii="Times New Roman" w:hAnsi="Times New Roman"/>
+          <w:sz w:val="30"/>
+          <w:szCs w:val="30"/>
+        </w:rPr>
+        <w:t xml:space="preserve"> </w:t>
+      </w:r>
+      <w:r>
+        <w:rPr>
+          <w:rFonts w:ascii="Times New Roman" w:hAnsi="Times New Roman"/>
+          <w:sz w:val="30"/>
+          <w:szCs w:val="30"/>
+          <w:lang w:val="en-US"/>
+        </w:rPr>
+        <w:t>IDEA</w:t>
+      </w:r>
+      <w:r>
+        <w:rPr>
+          <w:rFonts w:ascii="Times New Roman" w:hAnsi="Times New Roman"/>
+          <w:sz w:val="30"/>
+          <w:szCs w:val="30"/>
+        </w:rPr>
+        <w:t xml:space="preserve"> и предлагает множество функций, которые упрощают процесс разработки. </w:t>
+      </w:r>
+      <w:r>
+        <w:rPr>
+          <w:rFonts w:ascii="Times New Roman" w:hAnsi="Times New Roman"/>
+          <w:sz w:val="30"/>
+          <w:szCs w:val="30"/>
+        </w:rPr>
+        <w:t xml:space="preserve"> </w:t>
+      </w:r>
+    </w:p>
+    <w:p>
+      <w:pPr>
+        <w:spacing w:after="0" w:line="240" w:lineRule="auto"/>
+        <w:ind w:firstLine="709"/>
+        <w:jc w:val="both"/>
+        <w:rPr>
+          <w:rFonts w:ascii="Times New Roman" w:hAnsi="Times New Roman"/>
+          <w:sz w:val="30"/>
+          <w:szCs w:val="30"/>
+        </w:rPr>
+      </w:pPr>
+      <w:r>
+        <w:rPr>
+          <w:rFonts w:ascii="Times New Roman" w:hAnsi="Times New Roman"/>
+          <w:sz w:val="30"/>
+          <w:szCs w:val="30"/>
+          <w:lang w:val="en-US"/>
+        </w:rPr>
+        <w:t>Java</w:t>
+      </w:r>
+      <w:r>
+        <w:rPr>
+          <w:rFonts w:ascii="Times New Roman" w:hAnsi="Times New Roman"/>
+          <w:sz w:val="30"/>
+          <w:szCs w:val="30"/>
+        </w:rPr>
+        <w:t xml:space="preserve"> — это язык программирования, который был разработан компанией </w:t>
+      </w:r>
+      <w:r>
+        <w:rPr>
+          <w:rFonts w:ascii="Times New Roman" w:hAnsi="Times New Roman"/>
+          <w:sz w:val="30"/>
+          <w:szCs w:val="30"/>
+          <w:lang w:val="en-US"/>
+        </w:rPr>
+        <w:t>Sun</w:t>
+      </w:r>
+      <w:r>
+        <w:rPr>
+          <w:rFonts w:ascii="Times New Roman" w:hAnsi="Times New Roman"/>
+          <w:sz w:val="30"/>
+          <w:szCs w:val="30"/>
+        </w:rPr>
+        <w:t xml:space="preserve"> </w:t>
+      </w:r>
+      <w:r>
+        <w:rPr>
+          <w:rFonts w:ascii="Times New Roman" w:hAnsi="Times New Roman"/>
+          <w:sz w:val="30"/>
+          <w:szCs w:val="30"/>
+          <w:lang w:val="en-US"/>
+        </w:rPr>
+        <w:t>Microsystems</w:t>
+      </w:r>
+      <w:r>
+        <w:rPr>
+          <w:rFonts w:ascii="Times New Roman" w:hAnsi="Times New Roman"/>
+          <w:sz w:val="30"/>
+          <w:szCs w:val="30"/>
+        </w:rPr>
+        <w:t xml:space="preserve"> и теперь принадлежит </w:t>
+      </w:r>
+      <w:r>
+        <w:rPr>
+          <w:rFonts w:ascii="Times New Roman" w:hAnsi="Times New Roman"/>
+          <w:sz w:val="30"/>
+          <w:szCs w:val="30"/>
+          <w:lang w:val="en-US"/>
+        </w:rPr>
+        <w:t>Oracle</w:t>
+      </w:r>
+      <w:r>
+        <w:rPr>
+          <w:rFonts w:ascii="Times New Roman" w:hAnsi="Times New Roman"/>
+          <w:sz w:val="30"/>
+          <w:szCs w:val="30"/>
+        </w:rPr>
+        <w:t xml:space="preserve">. </w:t>
+      </w:r>
+      <w:r>
+        <w:rPr>
+          <w:rFonts w:ascii="Times New Roman" w:hAnsi="Times New Roman"/>
+          <w:sz w:val="30"/>
+          <w:szCs w:val="30"/>
+          <w:lang w:val="en-US"/>
+        </w:rPr>
+        <w:t>Java</w:t>
+      </w:r>
+      <w:r>
+        <w:rPr>
+          <w:rFonts w:ascii="Times New Roman" w:hAnsi="Times New Roman"/>
+          <w:sz w:val="30"/>
+          <w:szCs w:val="30"/>
+        </w:rPr>
+        <w:t xml:space="preserve"> известен благодаря платформонезависимости, что позволяет разработать приложение один раз и запускать его на любой платформе, поддерживающей </w:t>
+      </w:r>
+      <w:r>
+        <w:rPr>
+          <w:rFonts w:ascii="Times New Roman" w:hAnsi="Times New Roman"/>
+          <w:sz w:val="30"/>
+          <w:szCs w:val="30"/>
+          <w:lang w:val="en-US"/>
+        </w:rPr>
+        <w:t>Java</w:t>
+      </w:r>
+      <w:r>
+        <w:rPr>
+          <w:rFonts w:ascii="Times New Roman" w:hAnsi="Times New Roman"/>
+          <w:sz w:val="30"/>
+          <w:szCs w:val="30"/>
+        </w:rPr>
+        <w:t>.</w:t>
+      </w:r>
+      <w:r>
+        <w:rPr>
+          <w:rFonts w:ascii="Times New Roman" w:hAnsi="Times New Roman"/>
+          <w:sz w:val="30"/>
+          <w:szCs w:val="30"/>
+        </w:rPr>
+        <w:t xml:space="preserve"> </w:t>
+      </w:r>
+      <w:r>
+        <w:rPr>
+          <w:rFonts w:ascii="Times New Roman" w:hAnsi="Times New Roman"/>
+          <w:sz w:val="30"/>
+          <w:szCs w:val="30"/>
+        </w:rPr>
+        <w:t xml:space="preserve">Это достигается благодаря виртуальной машине </w:t>
+      </w:r>
+      <w:r>
+        <w:rPr>
+          <w:rFonts w:ascii="Times New Roman" w:hAnsi="Times New Roman"/>
+          <w:sz w:val="30"/>
+          <w:szCs w:val="30"/>
+          <w:lang w:val="en-US"/>
+        </w:rPr>
+        <w:t>Java</w:t>
+      </w:r>
+      <w:r>
+        <w:rPr>
+          <w:rFonts w:ascii="Times New Roman" w:hAnsi="Times New Roman"/>
+          <w:sz w:val="30"/>
+          <w:szCs w:val="30"/>
+        </w:rPr>
+        <w:t xml:space="preserve"> (</w:t>
+      </w:r>
+      <w:r>
+        <w:rPr>
+          <w:rFonts w:ascii="Times New Roman" w:hAnsi="Times New Roman"/>
+          <w:sz w:val="30"/>
+          <w:szCs w:val="30"/>
+          <w:lang w:val="en-US"/>
+        </w:rPr>
+        <w:t>JVM</w:t>
+      </w:r>
+      <w:r>
+        <w:rPr>
+          <w:rFonts w:ascii="Times New Roman" w:hAnsi="Times New Roman"/>
+          <w:sz w:val="30"/>
+          <w:szCs w:val="30"/>
+        </w:rPr>
+        <w:t>), которая исполняет байт-код.</w:t>
+      </w:r>
+    </w:p>
+    <w:p>
+      <w:pPr>
+        <w:spacing w:after="0" w:line="240" w:lineRule="auto"/>
+        <w:ind w:firstLine="709"/>
+        <w:jc w:val="both"/>
+        <w:rPr>
+          <w:rFonts w:ascii="Times New Roman" w:hAnsi="Times New Roman"/>
+          <w:sz w:val="30"/>
+          <w:szCs w:val="30"/>
+        </w:rPr>
+      </w:pPr>
+      <w:r>
+        <w:rPr>
+          <w:rFonts w:ascii="Times New Roman" w:hAnsi="Times New Roman"/>
+          <w:sz w:val="30"/>
+          <w:szCs w:val="30"/>
+          <w:lang w:val="en-US"/>
+        </w:rPr>
+        <w:t>Firebase</w:t>
+      </w:r>
+      <w:r>
+        <w:rPr>
+          <w:rFonts w:ascii="Times New Roman" w:hAnsi="Times New Roman"/>
+          <w:sz w:val="30"/>
+          <w:szCs w:val="30"/>
+        </w:rPr>
+        <w:t xml:space="preserve"> — это облачная платформа от </w:t>
+      </w:r>
+      <w:r>
+        <w:rPr>
+          <w:rFonts w:ascii="Times New Roman" w:hAnsi="Times New Roman"/>
+          <w:sz w:val="30"/>
+          <w:szCs w:val="30"/>
+          <w:lang w:val="en-US"/>
+        </w:rPr>
+        <w:t>Google</w:t>
+      </w:r>
+      <w:r>
+        <w:rPr>
+          <w:rFonts w:ascii="Times New Roman" w:hAnsi="Times New Roman"/>
+          <w:sz w:val="30"/>
+          <w:szCs w:val="30"/>
+        </w:rPr>
+        <w:t xml:space="preserve">, предоставляющая разработчикам набор инструментов для создания мобильных и веб-приложений. </w:t>
+      </w:r>
+      <w:r>
+        <w:rPr>
+          <w:rFonts w:ascii="Times New Roman" w:hAnsi="Times New Roman"/>
+          <w:sz w:val="30"/>
+          <w:szCs w:val="30"/>
+          <w:lang w:val="en-US"/>
+        </w:rPr>
+        <w:t>Firebase</w:t>
+      </w:r>
+      <w:r>
+        <w:rPr>
+          <w:rFonts w:ascii="Times New Roman" w:hAnsi="Times New Roman"/>
+          <w:sz w:val="30"/>
+          <w:szCs w:val="30"/>
+        </w:rPr>
+        <w:t xml:space="preserve"> предлагает различные услуги, включая </w:t>
+      </w:r>
+      <w:r>
+        <w:rPr>
+          <w:rFonts w:ascii="Times New Roman" w:hAnsi="Times New Roman"/>
+          <w:sz w:val="30"/>
+          <w:szCs w:val="30"/>
+          <w:lang w:val="en-US"/>
+        </w:rPr>
+        <w:t>Realtime</w:t>
+      </w:r>
+      <w:r>
+        <w:rPr>
+          <w:rFonts w:ascii="Times New Roman" w:hAnsi="Times New Roman"/>
+          <w:sz w:val="30"/>
+          <w:szCs w:val="30"/>
+        </w:rPr>
+        <w:t xml:space="preserve"> </w:t>
+      </w:r>
+      <w:r>
+        <w:rPr>
+          <w:rFonts w:ascii="Times New Roman" w:hAnsi="Times New Roman"/>
+          <w:sz w:val="30"/>
+          <w:szCs w:val="30"/>
+          <w:lang w:val="en-US"/>
+        </w:rPr>
+        <w:t>Database</w:t>
+      </w:r>
+      <w:r>
+        <w:rPr>
+          <w:rFonts w:ascii="Times New Roman" w:hAnsi="Times New Roman"/>
+          <w:sz w:val="30"/>
+          <w:szCs w:val="30"/>
+        </w:rPr>
+        <w:t xml:space="preserve"> и </w:t>
+      </w:r>
+      <w:r>
+        <w:rPr>
+          <w:rFonts w:ascii="Times New Roman" w:hAnsi="Times New Roman"/>
+          <w:sz w:val="30"/>
+          <w:szCs w:val="30"/>
+          <w:lang w:val="en-US"/>
+        </w:rPr>
+        <w:t>Firestore</w:t>
+      </w:r>
+      <w:r>
+        <w:rPr>
+          <w:rFonts w:ascii="Times New Roman" w:hAnsi="Times New Roman"/>
+          <w:sz w:val="30"/>
+          <w:szCs w:val="30"/>
+        </w:rPr>
+        <w:t xml:space="preserve"> для хранения и синхронизации данных, что позволяет пользователям видеть обновления в реальном времени. </w:t>
+      </w:r>
+      <w:r>
+        <w:rPr>
+          <w:rFonts w:ascii="Times New Roman" w:hAnsi="Times New Roman"/>
+          <w:sz w:val="30"/>
+          <w:szCs w:val="30"/>
+          <w:lang w:val="en-US"/>
+        </w:rPr>
+        <w:t>Firebase</w:t>
+      </w:r>
+      <w:r>
+        <w:rPr>
+          <w:rFonts w:ascii="Times New Roman" w:hAnsi="Times New Roman"/>
+          <w:sz w:val="30"/>
+          <w:szCs w:val="30"/>
+        </w:rPr>
+        <w:t xml:space="preserve"> </w:t>
+      </w:r>
+      <w:r>
+        <w:rPr>
+          <w:rFonts w:ascii="Times New Roman" w:hAnsi="Times New Roman"/>
+          <w:sz w:val="30"/>
+          <w:szCs w:val="30"/>
+          <w:lang w:val="en-US"/>
+        </w:rPr>
+        <w:t>Authentication</w:t>
+      </w:r>
+      <w:r>
+        <w:rPr>
+          <w:rFonts w:ascii="Times New Roman" w:hAnsi="Times New Roman"/>
+          <w:sz w:val="30"/>
+          <w:szCs w:val="30"/>
+        </w:rPr>
+        <w:t xml:space="preserve"> упрощает процесс управления пользователями, предоставляя готовые решения для аутентификации через электронную почту, социальные сети и другие способы.</w:t>
+      </w:r>
+    </w:p>
+    <w:p>
+      <w:pPr>
+        <w:spacing w:after="0" w:line="240" w:lineRule="auto"/>
+        <w:ind w:firstLine="709"/>
+        <w:jc w:val="both"/>
+        <w:rPr>
+          <w:rFonts w:ascii="Times New Roman" w:hAnsi="Times New Roman"/>
+          <w:sz w:val="30"/>
+          <w:szCs w:val="30"/>
+        </w:rPr>
+      </w:pPr>
+    </w:p>
+    <w:p>
+      <w:pPr>
+        <w:spacing w:after="0" w:line="240" w:lineRule="auto"/>
+        <w:jc w:val="center"/>
+        <w:rPr>
+          <w:noProof/>
+          <w:lang w:val="en-US"/>
+        </w:rPr>
+      </w:pPr>
+      <w:r>
+        <w:rPr>
+          <w:noProof/>
+        </w:rPr>
+        <w:drawing>
+          <wp:inline distT="0" distB="0" distL="0" distR="0" wp14:anchorId="5D5FCEE0" wp14:editId="206B4DE8">
+            <wp:extent cx="1645920" cy="1645920"/>
+            <wp:effectExtent l="0" t="0" r="0" b="0"/>
+            <wp:docPr id="1" name="Рисунок 1"/>
+            <wp:cNvGraphicFramePr>
+              <a:graphicFrameLocks xmlns:a="http://schemas.openxmlformats.org/drawingml/2006/main" noChangeAspect="1"/>
+            </wp:cNvGraphicFramePr>
+            <a:graphic xmlns:a="http://schemas.openxmlformats.org/drawingml/2006/main">
+              <a:graphicData uri="http://schemas.openxmlformats.org/drawingml/2006/picture">
+                <pic:pic xmlns:pic="http://schemas.openxmlformats.org/drawingml/2006/picture">
+                  <pic:nvPicPr>
+                    <pic:cNvPr id="0" name="Picture 1"/>
+                    <pic:cNvPicPr>
+                      <a:picLocks noChangeAspect="1" noChangeArrowheads="1"/>
+                    </pic:cNvPicPr>
+                  </pic:nvPicPr>
+                  <pic:blipFill>
+                    <a:blip r:embed="rId23" cstate="print">
+                      <a:extLst>
+                        <a:ext uri="{28A0092B-C50C-407E-A947-70E740481C1C}">
+                          <a14:useLocalDpi xmlns:a14="http://schemas.microsoft.com/office/drawing/2010/main" val="0"/>
+                        </a:ext>
+                      </a:extLst>
+                    </a:blip>
+                    <a:srcRect/>
+                    <a:stretch>
+                      <a:fillRect/>
+                    </a:stretch>
+                  </pic:blipFill>
+                  <pic:spPr bwMode="auto">
+                    <a:xfrm>
+                      <a:off x="0" y="0"/>
+                      <a:ext cx="1645920" cy="1645920"/>
+                    </a:xfrm>
+                    <a:prstGeom prst="rect">
+                      <a:avLst/>
+                    </a:prstGeom>
+                    <a:noFill/>
+                    <a:ln>
+                      <a:noFill/>
+                    </a:ln>
+                  </pic:spPr>
+                </pic:pic>
+              </a:graphicData>
+            </a:graphic>
+          </wp:inline>
+        </w:drawing>
+      </w:r>
+      <w:r>
+        <w:rPr>
+          <w:noProof/>
+          <w:lang w:val="en-US"/>
+        </w:rPr>
+        <w:t xml:space="preserve">                                       </w:t>
+      </w:r>
+      <w:r>
+        <w:rPr>
+          <w:noProof/>
+          <w:lang w:val="en-US"/>
+        </w:rPr>
+        <w:t xml:space="preserve"> </w:t>
+      </w:r>
+      <w:r>
+        <w:rPr>
+          <w:noProof/>
+          <w:lang w:val="en-US"/>
+        </w:rPr>
+        <w:t xml:space="preserve">   </w:t>
+      </w:r>
+      <w:r>
+        <w:rPr>
+          <w:noProof/>
+        </w:rPr>
+        <w:drawing>
+          <wp:inline distT="0" distB="0" distL="0" distR="0" wp14:anchorId="457EE5C6" wp14:editId="798D29F7">
+            <wp:extent cx="1417320" cy="1417320"/>
+            <wp:effectExtent l="0" t="0" r="0" b="0"/>
+            <wp:docPr id="7" name="Рисунок 7" descr="Firebase Brand Guidelines"/>
+            <wp:cNvGraphicFramePr>
+              <a:graphicFrameLocks xmlns:a="http://schemas.openxmlformats.org/drawingml/2006/main" noChangeAspect="1"/>
+            </wp:cNvGraphicFramePr>
+            <a:graphic xmlns:a="http://schemas.openxmlformats.org/drawingml/2006/main">
+              <a:graphicData uri="http://schemas.openxmlformats.org/drawingml/2006/picture">
+                <pic:pic xmlns:pic="http://schemas.openxmlformats.org/drawingml/2006/picture">
+                  <pic:nvPicPr>
+                    <pic:cNvPr id="0" name="Picture 22" descr="Firebase Brand Guidelines"/>
+                    <pic:cNvPicPr>
+                      <a:picLocks noChangeAspect="1" noChangeArrowheads="1"/>
+                    </pic:cNvPicPr>
+                  </pic:nvPicPr>
+                  <pic:blipFill>
+                    <a:blip r:embed="rId24" cstate="print">
+                      <a:extLst>
+                        <a:ext uri="{28A0092B-C50C-407E-A947-70E740481C1C}">
+                          <a14:useLocalDpi xmlns:a14="http://schemas.microsoft.com/office/drawing/2010/main" val="0"/>
+                        </a:ext>
+                      </a:extLst>
+                    </a:blip>
+                    <a:srcRect/>
+                    <a:stretch>
+                      <a:fillRect/>
+                    </a:stretch>
+                  </pic:blipFill>
+                  <pic:spPr bwMode="auto">
+                    <a:xfrm>
+                      <a:off x="0" y="0"/>
+                      <a:ext cx="1417320" cy="1417320"/>
+                    </a:xfrm>
+                    <a:prstGeom prst="rect">
+                      <a:avLst/>
+                    </a:prstGeom>
+                    <a:noFill/>
+                    <a:ln>
+                      <a:noFill/>
+                    </a:ln>
+                  </pic:spPr>
+                </pic:pic>
+              </a:graphicData>
+            </a:graphic>
+          </wp:inline>
+        </w:drawing>
+      </w:r>
+    </w:p>
+    <w:p>
+      <w:pPr>
+        <w:spacing w:after="0" w:line="240" w:lineRule="auto"/>
+        <w:rPr>
+          <w:rFonts w:ascii="Times New Roman" w:hAnsi="Times New Roman"/>
+          <w:sz w:val="30"/>
+          <w:szCs w:val="30"/>
+          <w:lang w:val="en-US"/>
+        </w:rPr>
+      </w:pPr>
+      <w:r>
+        <w:rPr>
+          <w:rFonts w:ascii="Times New Roman" w:hAnsi="Times New Roman"/>
+          <w:sz w:val="30"/>
+          <w:szCs w:val="30"/>
+        </w:rPr>
+        <w:t>Рисунок</w:t>
+      </w:r>
+      <w:r>
+        <w:rPr>
+          <w:rFonts w:ascii="Times New Roman" w:hAnsi="Times New Roman"/>
+          <w:sz w:val="30"/>
+          <w:szCs w:val="30"/>
+          <w:lang w:val="en-US"/>
+        </w:rPr>
+        <w:t xml:space="preserve"> 12 – Logo «Android Studio»</w:t>
+      </w:r>
+      <w:r>
+        <w:rPr>
+          <w:rFonts w:ascii="Times New Roman" w:hAnsi="Times New Roman"/>
+          <w:sz w:val="30"/>
+          <w:szCs w:val="30"/>
+          <w:lang w:val="en-US"/>
+        </w:rPr>
+        <w:t xml:space="preserve">                </w:t>
+      </w:r>
+      <w:r>
+        <w:rPr>
+          <w:rFonts w:ascii="Times New Roman" w:hAnsi="Times New Roman"/>
+          <w:sz w:val="30"/>
+          <w:szCs w:val="30"/>
+        </w:rPr>
+        <w:t>Рисунок</w:t>
+      </w:r>
+      <w:r>
+        <w:rPr>
+          <w:rFonts w:ascii="Times New Roman" w:hAnsi="Times New Roman"/>
+          <w:sz w:val="30"/>
+          <w:szCs w:val="30"/>
+          <w:lang w:val="en-US"/>
+        </w:rPr>
+        <w:t xml:space="preserve"> 13 </w:t>
+      </w:r>
+      <w:r>
+        <w:rPr>
+          <w:rFonts w:ascii="Times New Roman" w:hAnsi="Times New Roman"/>
+          <w:sz w:val="30"/>
+          <w:szCs w:val="30"/>
+          <w:lang w:val="en-US"/>
+        </w:rPr>
+        <w:t>–</w:t>
+      </w:r>
+      <w:r>
+        <w:rPr>
+          <w:rFonts w:ascii="Times New Roman" w:hAnsi="Times New Roman"/>
+          <w:sz w:val="30"/>
+          <w:szCs w:val="30"/>
+          <w:lang w:val="en-US"/>
+        </w:rPr>
+        <w:t xml:space="preserve"> </w:t>
+      </w:r>
+      <w:r>
+        <w:rPr>
+          <w:rFonts w:ascii="Times New Roman" w:hAnsi="Times New Roman"/>
+          <w:sz w:val="30"/>
+          <w:szCs w:val="30"/>
+          <w:lang w:val="en-US"/>
+        </w:rPr>
+        <w:t xml:space="preserve">Logo </w:t>
+      </w:r>
+      <w:r>
+        <w:rPr>
+          <w:rFonts w:ascii="Times New Roman" w:hAnsi="Times New Roman"/>
+          <w:sz w:val="30"/>
+          <w:szCs w:val="30"/>
+          <w:lang w:val="en-US"/>
+        </w:rPr>
+        <w:t>«</w:t>
+      </w:r>
+      <w:r>
+        <w:rPr>
+          <w:rFonts w:ascii="Times New Roman" w:hAnsi="Times New Roman"/>
+          <w:sz w:val="30"/>
+          <w:szCs w:val="30"/>
+          <w:lang w:val="en-US"/>
+        </w:rPr>
+        <w:t>Firebase</w:t>
+      </w:r>
+      <w:r>
+        <w:rPr>
+          <w:rFonts w:ascii="Times New Roman" w:hAnsi="Times New Roman"/>
+          <w:sz w:val="30"/>
+          <w:szCs w:val="30"/>
+          <w:lang w:val="en-US"/>
+        </w:rPr>
+        <w:t>»</w:t>
+      </w:r>
+    </w:p>
+    <w:p>
+      <w:pPr>
+        <w:spacing w:after="0" w:line="240" w:lineRule="auto"/>
+        <w:jc w:val="center"/>
+        <w:rPr>
+          <w:noProof/>
+          <w:lang w:val="en-US"/>
+        </w:rPr>
+      </w:pPr>
+    </w:p>
+    <w:p>
+      <w:pPr>
+        <w:spacing w:after="0" w:line="240" w:lineRule="auto"/>
+        <w:jc w:val="center"/>
+        <w:rPr>
+          <w:noProof/>
+          <w:lang w:val="en-US"/>
+        </w:rPr>
+      </w:pPr>
+    </w:p>
+    <w:p>
+      <w:pPr>
+        <w:spacing w:after="0" w:line="240" w:lineRule="auto"/>
+        <w:jc w:val="center"/>
+        <w:rPr>
+          <w:rFonts w:ascii="Times New Roman" w:hAnsi="Times New Roman"/>
+          <w:sz w:val="30"/>
+          <w:szCs w:val="30"/>
+          <w:lang w:val="en-US"/>
+        </w:rPr>
+      </w:pPr>
+      <w:r>
+        <w:rPr>
+          <w:noProof/>
+        </w:rPr>
+        <w:drawing>
+          <wp:inline distT="0" distB="0" distL="0" distR="0" wp14:anchorId="4035FBD2" wp14:editId="38C01D45">
+            <wp:extent cx="3383280" cy="1348740"/>
+            <wp:effectExtent l="0" t="0" r="7620" b="3810"/>
+            <wp:docPr id="6" name="Рисунок 6" descr="Ява горизонтальная логотип - Социальные медиа и логотипы Иконки"/>
+            <wp:cNvGraphicFramePr>
+              <a:graphicFrameLocks xmlns:a="http://schemas.openxmlformats.org/drawingml/2006/main" noChangeAspect="1"/>
+            </wp:cNvGraphicFramePr>
+            <a:graphic xmlns:a="http://schemas.openxmlformats.org/drawingml/2006/main">
+              <a:graphicData uri="http://schemas.openxmlformats.org/drawingml/2006/picture">
+                <pic:pic xmlns:pic="http://schemas.openxmlformats.org/drawingml/2006/picture">
+                  <pic:nvPicPr>
+                    <pic:cNvPr id="0" name="Picture 20" descr="Ява горизонтальная логотип - Социальные медиа и логотипы Иконки"/>
+                    <pic:cNvPicPr>
+                      <a:picLocks noChangeAspect="1" noChangeArrowheads="1"/>
+                    </pic:cNvPicPr>
+                  </pic:nvPicPr>
+                  <pic:blipFill>
+                    <a:blip r:embed="rId25">
+                      <a:extLst>
+                        <a:ext uri="{28A0092B-C50C-407E-A947-70E740481C1C}">
+                          <a14:useLocalDpi xmlns:a14="http://schemas.microsoft.com/office/drawing/2010/main" val="0"/>
+                        </a:ext>
+                      </a:extLst>
+                    </a:blip>
+                    <a:srcRect/>
+                    <a:stretch>
+                      <a:fillRect/>
+                    </a:stretch>
+                  </pic:blipFill>
+                  <pic:spPr bwMode="auto">
+                    <a:xfrm>
+                      <a:off x="0" y="0"/>
+                      <a:ext cx="3383280" cy="1348740"/>
+                    </a:xfrm>
+                    <a:prstGeom prst="rect">
+                      <a:avLst/>
+                    </a:prstGeom>
+                    <a:noFill/>
+                    <a:ln>
+                      <a:noFill/>
+                    </a:ln>
+                  </pic:spPr>
+                </pic:pic>
+              </a:graphicData>
+            </a:graphic>
+          </wp:inline>
+        </w:drawing>
+      </w:r>
+    </w:p>
+    <w:p>
+      <w:pPr>
+        <w:spacing w:after="0" w:line="240" w:lineRule="auto"/>
+        <w:jc w:val="center"/>
+        <w:rPr>
+          <w:rFonts w:ascii="Times New Roman" w:hAnsi="Times New Roman"/>
+          <w:sz w:val="30"/>
+          <w:szCs w:val="30"/>
+        </w:rPr>
+      </w:pPr>
+      <w:r>
+        <w:rPr>
+          <w:rFonts w:ascii="Times New Roman" w:hAnsi="Times New Roman"/>
+          <w:sz w:val="30"/>
+          <w:szCs w:val="30"/>
+        </w:rPr>
+        <w:t xml:space="preserve">Рисунок 14 – </w:t>
+      </w:r>
+      <w:r>
+        <w:rPr>
+          <w:rFonts w:ascii="Times New Roman" w:hAnsi="Times New Roman"/>
+          <w:sz w:val="30"/>
+          <w:szCs w:val="30"/>
+          <w:lang w:val="en-US"/>
+        </w:rPr>
+        <w:t xml:space="preserve">Logo </w:t>
+      </w:r>
+      <w:r>
+        <w:rPr>
+          <w:rFonts w:ascii="Times New Roman" w:hAnsi="Times New Roman"/>
+          <w:sz w:val="30"/>
+          <w:szCs w:val="30"/>
+        </w:rPr>
+        <w:t>«</w:t>
+      </w:r>
+      <w:r>
+        <w:rPr>
+          <w:rFonts w:ascii="Times New Roman" w:hAnsi="Times New Roman"/>
+          <w:sz w:val="30"/>
+          <w:szCs w:val="30"/>
+          <w:lang w:val="en-US"/>
+        </w:rPr>
+        <w:t>Java</w:t>
+      </w:r>
+      <w:r>
+        <w:rPr>
+          <w:rFonts w:ascii="Times New Roman" w:hAnsi="Times New Roman"/>
+          <w:sz w:val="30"/>
+          <w:szCs w:val="30"/>
+        </w:rPr>
+        <w:t>»</w:t>
+      </w:r>
+    </w:p>
+    <w:p>
+      <w:pPr>
+        <w:spacing w:after="0" w:line="240" w:lineRule="auto"/>
+        <w:ind w:firstLine="709"/>
+        <w:jc w:val="both"/>
+        <w:rPr>
+          <w:rFonts w:ascii="Times New Roman" w:hAnsi="Times New Roman"/>
+          <w:sz w:val="30"/>
+          <w:szCs w:val="30"/>
+        </w:rPr>
+      </w:pPr>
     </w:p>
     <w:p>
       <w:pPr>
@@ -4884,6 +5767,7 @@
           <w:sz w:val="30"/>
           <w:szCs w:val="30"/>
         </w:rPr>
+        <w:lastRenderedPageBreak/>
         <w:t>ЗАКЛЮЧЕНИЕ</w:t>
       </w:r>
       <w:bookmarkEnd w:id="6"/>
@@ -5308,7 +6192,7 @@
       <w:r>
         <w:t xml:space="preserve"> </w:t>
       </w:r>
-      <w:hyperlink r:id="rId23" w:history="1">
+      <w:hyperlink r:id="rId26" w:history="1">
         <w:r>
           <w:rPr>
             <w:rStyle w:val="ad"/>
@@ -5898,6 +6782,7 @@
     <w:lsdException w:name="HTML Sample" w:semiHidden="1" w:unhideWhenUsed="1"/>
     <w:lsdException w:name="HTML Typewriter" w:semiHidden="1" w:unhideWhenUsed="1"/>
     <w:lsdException w:name="HTML Variable" w:semiHidden="1" w:unhideWhenUsed="1"/>
+    <w:lsdException w:name="Normal Table" w:semiHidden="1" w:unhideWhenUsed="1"/>
     <w:lsdException w:name="annotation subject" w:semiHidden="1" w:unhideWhenUsed="1"/>
     <w:lsdException w:name="No List" w:semiHidden="1" w:unhideWhenUsed="1"/>
     <w:lsdException w:name="Outline List 1" w:semiHidden="1" w:unhideWhenUsed="1"/>
@@ -5940,8 +6825,11 @@
     <w:lsdException w:name="Table Contemporary" w:semiHidden="1" w:unhideWhenUsed="1"/>
     <w:lsdException w:name="Table Elegant" w:semiHidden="1" w:unhideWhenUsed="1"/>
     <w:lsdException w:name="Table Professional" w:semiHidden="1" w:unhideWhenUsed="1"/>
+    <w:lsdException w:name="Table Subtle 1" w:semiHidden="1" w:unhideWhenUsed="1"/>
     <w:lsdException w:name="Table Subtle 2" w:semiHidden="1" w:unhideWhenUsed="1"/>
     <w:lsdException w:name="Table Web 1" w:semiHidden="1" w:unhideWhenUsed="1"/>
+    <w:lsdException w:name="Table Web 2" w:semiHidden="1" w:unhideWhenUsed="1"/>
+    <w:lsdException w:name="Table Web 3" w:semiHidden="1" w:unhideWhenUsed="1"/>
     <w:lsdException w:name="Balloon Text" w:semiHidden="1" w:unhideWhenUsed="1"/>
     <w:lsdException w:name="Table Grid" w:uiPriority="39"/>
     <w:lsdException w:name="Table Theme" w:semiHidden="1" w:unhideWhenUsed="1"/>
